--- a/reference/07-cowork-ui-walkthrough.docx
+++ b/reference/07-cowork-ui-walkthrough.docx
@@ -2476,7 +2476,7 @@
   <w:abstractNum w:abstractNumId="0" w15:restartNumberingAfterBreak="0">
     <w:nsid w:val="0000A990"/>
     <w:multiLevelType w:val="multilevel"/>
-    <w:tmpl w:val="697E73AA"/>
+    <w:tmpl w:val="CE842726"/>
     <w:lvl w:ilvl="0">
       <w:numFmt w:val="bullet"/>
       <w:lvlText w:val=" "/>
@@ -2553,7 +2553,7 @@
   <w:abstractNum w:abstractNumId="1" w15:restartNumberingAfterBreak="0">
     <w:nsid w:val="0000A991"/>
     <w:multiLevelType w:val="multilevel"/>
-    <w:tmpl w:val="B65CA08C"/>
+    <w:tmpl w:val="4DF2BC98"/>
     <w:lvl w:ilvl="0">
       <w:numFmt w:val="bullet"/>
       <w:lvlText w:val=""/>
@@ -2657,7 +2657,7 @@
   <w:abstractNum w:abstractNumId="2" w15:restartNumberingAfterBreak="0">
     <w:nsid w:val="00A99411"/>
     <w:multiLevelType w:val="multilevel"/>
-    <w:tmpl w:val="414EC0F4"/>
+    <w:tmpl w:val="F8965662"/>
     <w:lvl w:ilvl="0">
       <w:start w:val="1"/>
       <w:numFmt w:val="decimal"/>
@@ -2740,22 +2740,22 @@
       </w:pPr>
     </w:lvl>
   </w:abstractNum>
-  <w:num w:numId="1" w16cid:durableId="111869976">
+  <w:num w:numId="1" w16cid:durableId="1209145288">
     <w:abstractNumId w:val="0"/>
   </w:num>
-  <w:num w:numId="2" w16cid:durableId="1309017100">
+  <w:num w:numId="2" w16cid:durableId="483744232">
     <w:abstractNumId w:val="1"/>
   </w:num>
-  <w:num w:numId="3" w16cid:durableId="1771706840">
+  <w:num w:numId="3" w16cid:durableId="1496914168">
     <w:abstractNumId w:val="1"/>
   </w:num>
-  <w:num w:numId="4" w16cid:durableId="28336930">
+  <w:num w:numId="4" w16cid:durableId="1333799337">
     <w:abstractNumId w:val="1"/>
   </w:num>
-  <w:num w:numId="5" w16cid:durableId="68626270">
+  <w:num w:numId="5" w16cid:durableId="1710639615">
     <w:abstractNumId w:val="1"/>
   </w:num>
-  <w:num w:numId="6" w16cid:durableId="1993479422">
+  <w:num w:numId="6" w16cid:durableId="1665277891">
     <w:abstractNumId w:val="2"/>
     <w:lvlOverride w:ilvl="0">
       <w:startOverride w:val="1"/>
@@ -2785,7 +2785,7 @@
       <w:startOverride w:val="1"/>
     </w:lvlOverride>
   </w:num>
-  <w:num w:numId="7" w16cid:durableId="691883543">
+  <w:num w:numId="7" w16cid:durableId="2045329092">
     <w:abstractNumId w:val="1"/>
   </w:num>
 </w:numbering>
@@ -4030,7 +4030,7 @@
     <w:name w:val="header"/>
     <w:basedOn w:val="Normal"/>
     <w:link w:val="HeaderChar"/>
-    <w:rsid w:val="00192E8A"/>
+    <w:rsid w:val="008A00E9"/>
     <w:pPr>
       <w:tabs>
         <w:tab w:val="center" w:pos="4513"/>
@@ -4043,7 +4043,7 @@
     <w:name w:val="Header Char"/>
     <w:basedOn w:val="DefaultParagraphFont"/>
     <w:link w:val="Header"/>
-    <w:rsid w:val="00192E8A"/>
+    <w:rsid w:val="008A00E9"/>
     <w:rPr>
       <w:rFonts w:ascii="Segoe UI" w:eastAsia="Segoe UI" w:hAnsi="Segoe UI" w:cs="Segoe UI"/>
       <w:color w:val="242424"/>
@@ -4054,7 +4054,7 @@
     <w:name w:val="footer"/>
     <w:basedOn w:val="Normal"/>
     <w:link w:val="FooterChar"/>
-    <w:rsid w:val="00192E8A"/>
+    <w:rsid w:val="008A00E9"/>
     <w:pPr>
       <w:tabs>
         <w:tab w:val="center" w:pos="4513"/>
@@ -4067,7 +4067,7 @@
     <w:name w:val="Footer Char"/>
     <w:basedOn w:val="DefaultParagraphFont"/>
     <w:link w:val="Footer"/>
-    <w:rsid w:val="00192E8A"/>
+    <w:rsid w:val="008A00E9"/>
     <w:rPr>
       <w:rFonts w:ascii="Segoe UI" w:eastAsia="Segoe UI" w:hAnsi="Segoe UI" w:cs="Segoe UI"/>
       <w:color w:val="242424"/>

--- a/reference/07-cowork-ui-walkthrough.docx
+++ b/reference/07-cowork-ui-walkthrough.docx
@@ -2476,7 +2476,7 @@
   <w:abstractNum w:abstractNumId="0" w15:restartNumberingAfterBreak="0">
     <w:nsid w:val="0000A990"/>
     <w:multiLevelType w:val="multilevel"/>
-    <w:tmpl w:val="CE842726"/>
+    <w:tmpl w:val="4BBCCB4A"/>
     <w:lvl w:ilvl="0">
       <w:numFmt w:val="bullet"/>
       <w:lvlText w:val=" "/>
@@ -2553,7 +2553,7 @@
   <w:abstractNum w:abstractNumId="1" w15:restartNumberingAfterBreak="0">
     <w:nsid w:val="0000A991"/>
     <w:multiLevelType w:val="multilevel"/>
-    <w:tmpl w:val="4DF2BC98"/>
+    <w:tmpl w:val="B2B09CE6"/>
     <w:lvl w:ilvl="0">
       <w:numFmt w:val="bullet"/>
       <w:lvlText w:val=""/>
@@ -2657,7 +2657,7 @@
   <w:abstractNum w:abstractNumId="2" w15:restartNumberingAfterBreak="0">
     <w:nsid w:val="00A99411"/>
     <w:multiLevelType w:val="multilevel"/>
-    <w:tmpl w:val="F8965662"/>
+    <w:tmpl w:val="055CDD88"/>
     <w:lvl w:ilvl="0">
       <w:start w:val="1"/>
       <w:numFmt w:val="decimal"/>
@@ -2740,22 +2740,22 @@
       </w:pPr>
     </w:lvl>
   </w:abstractNum>
-  <w:num w:numId="1" w16cid:durableId="1209145288">
+  <w:num w:numId="1" w16cid:durableId="1746341769">
     <w:abstractNumId w:val="0"/>
   </w:num>
-  <w:num w:numId="2" w16cid:durableId="483744232">
+  <w:num w:numId="2" w16cid:durableId="1558081288">
     <w:abstractNumId w:val="1"/>
   </w:num>
-  <w:num w:numId="3" w16cid:durableId="1496914168">
+  <w:num w:numId="3" w16cid:durableId="483401105">
     <w:abstractNumId w:val="1"/>
   </w:num>
-  <w:num w:numId="4" w16cid:durableId="1333799337">
+  <w:num w:numId="4" w16cid:durableId="287010411">
     <w:abstractNumId w:val="1"/>
   </w:num>
-  <w:num w:numId="5" w16cid:durableId="1710639615">
+  <w:num w:numId="5" w16cid:durableId="693653878">
     <w:abstractNumId w:val="1"/>
   </w:num>
-  <w:num w:numId="6" w16cid:durableId="1665277891">
+  <w:num w:numId="6" w16cid:durableId="927419448">
     <w:abstractNumId w:val="2"/>
     <w:lvlOverride w:ilvl="0">
       <w:startOverride w:val="1"/>
@@ -2785,7 +2785,7 @@
       <w:startOverride w:val="1"/>
     </w:lvlOverride>
   </w:num>
-  <w:num w:numId="7" w16cid:durableId="2045329092">
+  <w:num w:numId="7" w16cid:durableId="1468619168">
     <w:abstractNumId w:val="1"/>
   </w:num>
 </w:numbering>
@@ -4030,7 +4030,7 @@
     <w:name w:val="header"/>
     <w:basedOn w:val="Normal"/>
     <w:link w:val="HeaderChar"/>
-    <w:rsid w:val="008A00E9"/>
+    <w:rsid w:val="00D810A2"/>
     <w:pPr>
       <w:tabs>
         <w:tab w:val="center" w:pos="4513"/>
@@ -4043,7 +4043,7 @@
     <w:name w:val="Header Char"/>
     <w:basedOn w:val="DefaultParagraphFont"/>
     <w:link w:val="Header"/>
-    <w:rsid w:val="008A00E9"/>
+    <w:rsid w:val="00D810A2"/>
     <w:rPr>
       <w:rFonts w:ascii="Segoe UI" w:eastAsia="Segoe UI" w:hAnsi="Segoe UI" w:cs="Segoe UI"/>
       <w:color w:val="242424"/>
@@ -4054,7 +4054,7 @@
     <w:name w:val="footer"/>
     <w:basedOn w:val="Normal"/>
     <w:link w:val="FooterChar"/>
-    <w:rsid w:val="008A00E9"/>
+    <w:rsid w:val="00D810A2"/>
     <w:pPr>
       <w:tabs>
         <w:tab w:val="center" w:pos="4513"/>
@@ -4067,7 +4067,7 @@
     <w:name w:val="Footer Char"/>
     <w:basedOn w:val="DefaultParagraphFont"/>
     <w:link w:val="Footer"/>
-    <w:rsid w:val="008A00E9"/>
+    <w:rsid w:val="00D810A2"/>
     <w:rPr>
       <w:rFonts w:ascii="Segoe UI" w:eastAsia="Segoe UI" w:hAnsi="Segoe UI" w:cs="Segoe UI"/>
       <w:color w:val="242424"/>

--- a/reference/07-cowork-ui-walkthrough.docx
+++ b/reference/07-cowork-ui-walkthrough.docx
@@ -2476,7 +2476,7 @@
   <w:abstractNum w:abstractNumId="0" w15:restartNumberingAfterBreak="0">
     <w:nsid w:val="0000A990"/>
     <w:multiLevelType w:val="multilevel"/>
-    <w:tmpl w:val="CE842726"/>
+    <w:tmpl w:val="82FC9A4E"/>
     <w:lvl w:ilvl="0">
       <w:numFmt w:val="bullet"/>
       <w:lvlText w:val=" "/>
@@ -2553,7 +2553,7 @@
   <w:abstractNum w:abstractNumId="1" w15:restartNumberingAfterBreak="0">
     <w:nsid w:val="0000A991"/>
     <w:multiLevelType w:val="multilevel"/>
-    <w:tmpl w:val="4DF2BC98"/>
+    <w:tmpl w:val="BF08221C"/>
     <w:lvl w:ilvl="0">
       <w:numFmt w:val="bullet"/>
       <w:lvlText w:val=""/>
@@ -2657,7 +2657,7 @@
   <w:abstractNum w:abstractNumId="2" w15:restartNumberingAfterBreak="0">
     <w:nsid w:val="00A99411"/>
     <w:multiLevelType w:val="multilevel"/>
-    <w:tmpl w:val="F8965662"/>
+    <w:tmpl w:val="813C3EA4"/>
     <w:lvl w:ilvl="0">
       <w:start w:val="1"/>
       <w:numFmt w:val="decimal"/>
@@ -2740,22 +2740,22 @@
       </w:pPr>
     </w:lvl>
   </w:abstractNum>
-  <w:num w:numId="1" w16cid:durableId="1209145288">
+  <w:num w:numId="1" w16cid:durableId="2112386702">
     <w:abstractNumId w:val="0"/>
   </w:num>
-  <w:num w:numId="2" w16cid:durableId="483744232">
+  <w:num w:numId="2" w16cid:durableId="253780188">
     <w:abstractNumId w:val="1"/>
   </w:num>
-  <w:num w:numId="3" w16cid:durableId="1496914168">
+  <w:num w:numId="3" w16cid:durableId="740954445">
     <w:abstractNumId w:val="1"/>
   </w:num>
-  <w:num w:numId="4" w16cid:durableId="1333799337">
+  <w:num w:numId="4" w16cid:durableId="1168789679">
     <w:abstractNumId w:val="1"/>
   </w:num>
-  <w:num w:numId="5" w16cid:durableId="1710639615">
+  <w:num w:numId="5" w16cid:durableId="2069378200">
     <w:abstractNumId w:val="1"/>
   </w:num>
-  <w:num w:numId="6" w16cid:durableId="1665277891">
+  <w:num w:numId="6" w16cid:durableId="381180025">
     <w:abstractNumId w:val="2"/>
     <w:lvlOverride w:ilvl="0">
       <w:startOverride w:val="1"/>
@@ -2785,7 +2785,7 @@
       <w:startOverride w:val="1"/>
     </w:lvlOverride>
   </w:num>
-  <w:num w:numId="7" w16cid:durableId="2045329092">
+  <w:num w:numId="7" w16cid:durableId="30082189">
     <w:abstractNumId w:val="1"/>
   </w:num>
 </w:numbering>
@@ -4030,7 +4030,7 @@
     <w:name w:val="header"/>
     <w:basedOn w:val="Normal"/>
     <w:link w:val="HeaderChar"/>
-    <w:rsid w:val="008A00E9"/>
+    <w:rsid w:val="00E457B8"/>
     <w:pPr>
       <w:tabs>
         <w:tab w:val="center" w:pos="4513"/>
@@ -4043,7 +4043,7 @@
     <w:name w:val="Header Char"/>
     <w:basedOn w:val="DefaultParagraphFont"/>
     <w:link w:val="Header"/>
-    <w:rsid w:val="008A00E9"/>
+    <w:rsid w:val="00E457B8"/>
     <w:rPr>
       <w:rFonts w:ascii="Segoe UI" w:eastAsia="Segoe UI" w:hAnsi="Segoe UI" w:cs="Segoe UI"/>
       <w:color w:val="242424"/>
@@ -4054,7 +4054,7 @@
     <w:name w:val="footer"/>
     <w:basedOn w:val="Normal"/>
     <w:link w:val="FooterChar"/>
-    <w:rsid w:val="008A00E9"/>
+    <w:rsid w:val="00E457B8"/>
     <w:pPr>
       <w:tabs>
         <w:tab w:val="center" w:pos="4513"/>
@@ -4067,7 +4067,7 @@
     <w:name w:val="Footer Char"/>
     <w:basedOn w:val="DefaultParagraphFont"/>
     <w:link w:val="Footer"/>
-    <w:rsid w:val="008A00E9"/>
+    <w:rsid w:val="00E457B8"/>
     <w:rPr>
       <w:rFonts w:ascii="Segoe UI" w:eastAsia="Segoe UI" w:hAnsi="Segoe UI" w:cs="Segoe UI"/>
       <w:color w:val="242424"/>

--- a/reference/07-cowork-ui-walkthrough.docx
+++ b/reference/07-cowork-ui-walkthrough.docx
@@ -703,7 +703,7 @@
         </w:r>
       </w:hyperlink>
       <w:r>
-        <w:t xml:space="preserve"> for the HR plugins spotlight and a screenshot.</w:t>
+        <w:t xml:space="preserve"> for more on HR plugins and a screenshot.</w:t>
       </w:r>
     </w:p>
     <w:p>
@@ -2476,7 +2476,7 @@
   <w:abstractNum w:abstractNumId="0" w15:restartNumberingAfterBreak="0">
     <w:nsid w:val="0000A990"/>
     <w:multiLevelType w:val="multilevel"/>
-    <w:tmpl w:val="82FC9A4E"/>
+    <w:tmpl w:val="767AAAAC"/>
     <w:lvl w:ilvl="0">
       <w:numFmt w:val="bullet"/>
       <w:lvlText w:val=" "/>
@@ -2553,7 +2553,7 @@
   <w:abstractNum w:abstractNumId="1" w15:restartNumberingAfterBreak="0">
     <w:nsid w:val="0000A991"/>
     <w:multiLevelType w:val="multilevel"/>
-    <w:tmpl w:val="BF08221C"/>
+    <w:tmpl w:val="5FB285E8"/>
     <w:lvl w:ilvl="0">
       <w:numFmt w:val="bullet"/>
       <w:lvlText w:val=""/>
@@ -2657,7 +2657,7 @@
   <w:abstractNum w:abstractNumId="2" w15:restartNumberingAfterBreak="0">
     <w:nsid w:val="00A99411"/>
     <w:multiLevelType w:val="multilevel"/>
-    <w:tmpl w:val="813C3EA4"/>
+    <w:tmpl w:val="03807D9E"/>
     <w:lvl w:ilvl="0">
       <w:start w:val="1"/>
       <w:numFmt w:val="decimal"/>
@@ -2740,22 +2740,22 @@
       </w:pPr>
     </w:lvl>
   </w:abstractNum>
-  <w:num w:numId="1" w16cid:durableId="2112386702">
+  <w:num w:numId="1" w16cid:durableId="1226338919">
     <w:abstractNumId w:val="0"/>
   </w:num>
-  <w:num w:numId="2" w16cid:durableId="253780188">
+  <w:num w:numId="2" w16cid:durableId="1174227964">
     <w:abstractNumId w:val="1"/>
   </w:num>
-  <w:num w:numId="3" w16cid:durableId="740954445">
+  <w:num w:numId="3" w16cid:durableId="744257871">
     <w:abstractNumId w:val="1"/>
   </w:num>
-  <w:num w:numId="4" w16cid:durableId="1168789679">
+  <w:num w:numId="4" w16cid:durableId="661935554">
     <w:abstractNumId w:val="1"/>
   </w:num>
-  <w:num w:numId="5" w16cid:durableId="2069378200">
+  <w:num w:numId="5" w16cid:durableId="1403288180">
     <w:abstractNumId w:val="1"/>
   </w:num>
-  <w:num w:numId="6" w16cid:durableId="381180025">
+  <w:num w:numId="6" w16cid:durableId="1361079922">
     <w:abstractNumId w:val="2"/>
     <w:lvlOverride w:ilvl="0">
       <w:startOverride w:val="1"/>
@@ -2785,7 +2785,7 @@
       <w:startOverride w:val="1"/>
     </w:lvlOverride>
   </w:num>
-  <w:num w:numId="7" w16cid:durableId="30082189">
+  <w:num w:numId="7" w16cid:durableId="2139564869">
     <w:abstractNumId w:val="1"/>
   </w:num>
 </w:numbering>
@@ -3724,6 +3724,34 @@
       <w:sz w:val="4"/>
     </w:rPr>
   </w:style>
+  <w:style w:type="character" w:customStyle="1" w:styleId="PromptGoal">
+    <w:name w:val="Prompt Goal"/>
+    <w:rPr>
+      <w:color w:val="1F4E99"/>
+      <w:shd w:val="clear" w:color="auto" w:fill="DCEBFF"/>
+    </w:rPr>
+  </w:style>
+  <w:style w:type="character" w:customStyle="1" w:styleId="PromptSource">
+    <w:name w:val="Prompt Source"/>
+    <w:rPr>
+      <w:color w:val="1E6B32"/>
+      <w:shd w:val="clear" w:color="auto" w:fill="DFF5E1"/>
+    </w:rPr>
+  </w:style>
+  <w:style w:type="character" w:customStyle="1" w:styleId="PromptExpectations">
+    <w:name w:val="Prompt Expectations"/>
+    <w:rPr>
+      <w:color w:val="8A4B00"/>
+      <w:shd w:val="clear" w:color="auto" w:fill="FFE9CC"/>
+    </w:rPr>
+  </w:style>
+  <w:style w:type="character" w:customStyle="1" w:styleId="PromptConstraints">
+    <w:name w:val="Prompt Constraints"/>
+    <w:rPr>
+      <w:color w:val="5B2C91"/>
+      <w:shd w:val="clear" w:color="auto" w:fill="EDE3FA"/>
+    </w:rPr>
+  </w:style>
   <w:style w:type="paragraph" w:customStyle="1" w:styleId="SourceCode">
     <w:name w:val="Source Code"/>
     <w:basedOn w:val="Normal"/>
@@ -4030,7 +4058,7 @@
     <w:name w:val="header"/>
     <w:basedOn w:val="Normal"/>
     <w:link w:val="HeaderChar"/>
-    <w:rsid w:val="00E457B8"/>
+    <w:rsid w:val="00EA5A10"/>
     <w:pPr>
       <w:tabs>
         <w:tab w:val="center" w:pos="4513"/>
@@ -4043,7 +4071,7 @@
     <w:name w:val="Header Char"/>
     <w:basedOn w:val="DefaultParagraphFont"/>
     <w:link w:val="Header"/>
-    <w:rsid w:val="00E457B8"/>
+    <w:rsid w:val="00EA5A10"/>
     <w:rPr>
       <w:rFonts w:ascii="Segoe UI" w:eastAsia="Segoe UI" w:hAnsi="Segoe UI" w:cs="Segoe UI"/>
       <w:color w:val="242424"/>
@@ -4054,7 +4082,7 @@
     <w:name w:val="footer"/>
     <w:basedOn w:val="Normal"/>
     <w:link w:val="FooterChar"/>
-    <w:rsid w:val="00E457B8"/>
+    <w:rsid w:val="00EA5A10"/>
     <w:pPr>
       <w:tabs>
         <w:tab w:val="center" w:pos="4513"/>
@@ -4067,7 +4095,7 @@
     <w:name w:val="Footer Char"/>
     <w:basedOn w:val="DefaultParagraphFont"/>
     <w:link w:val="Footer"/>
-    <w:rsid w:val="00E457B8"/>
+    <w:rsid w:val="00EA5A10"/>
     <w:rPr>
       <w:rFonts w:ascii="Segoe UI" w:eastAsia="Segoe UI" w:hAnsi="Segoe UI" w:cs="Segoe UI"/>
       <w:color w:val="242424"/>

--- a/reference/07-cowork-ui-walkthrough.docx
+++ b/reference/07-cowork-ui-walkthrough.docx
@@ -2,7 +2,7 @@
 <file path=word/document.xml><?xml version="1.0" encoding="utf-8"?>
 <w:document xmlns:w="http://schemas.openxmlformats.org/wordprocessingml/2006/main" xmlns:m="http://schemas.openxmlformats.org/officeDocument/2006/math" xmlns:r="http://schemas.openxmlformats.org/officeDocument/2006/relationships" xmlns:o="urn:schemas-microsoft-com:office:office" xmlns:v="urn:schemas-microsoft-com:vml" xmlns:w10="urn:schemas-microsoft-com:office:word" xmlns:a="http://schemas.openxmlformats.org/drawingml/2006/main" xmlns:pic="http://schemas.openxmlformats.org/drawingml/2006/picture" xmlns:wp="http://schemas.openxmlformats.org/drawingml/2006/wordprocessingDrawing">
   <w:body>
-    <w:bookmarkStart w:id="19" w:name="Xb4474a58f6802e3769130a956092961969bb80d"/>
+    <w:bookmarkStart w:id="20" w:name="Xb4474a58f6802e3769130a956092961969bb80d"/>
     <w:p>
       <w:pPr>
         <w:pStyle w:val="Heading1"/>
@@ -1770,18 +1770,46 @@
       </w:r>
     </w:p>
     <w:bookmarkEnd w:id="16"/>
-    <w:bookmarkStart w:id="17" w:name="X796b8b6ec76f8ee386cf57555ea1f16ca8e9326"/>
+    <w:bookmarkStart w:id="18" w:name="how-approvals-work"/>
     <w:p>
       <w:pPr>
         <w:pStyle w:val="Heading2"/>
       </w:pPr>
       <w:r>
-        <w:t xml:space="preserve">How approvals work (read this before Exercise 1)</w:t>
+        <w:t xml:space="preserve">How approvals work</w:t>
       </w:r>
     </w:p>
     <w:p>
       <w:pPr>
         <w:pStyle w:val="FirstParagraph"/>
+      </w:pPr>
+      <w:r>
+        <w:t xml:space="preserve">The detailed walkthrough is in the workbook's</w:t>
+      </w:r>
+      <w:r>
+        <w:t xml:space="preserve"> </w:t>
+      </w:r>
+      <w:hyperlink r:id="rId17">
+        <w:r>
+          <w:rPr>
+            <w:rStyle w:val="Hyperlink"/>
+          </w:rPr>
+          <w:t xml:space="preserve">Optional Sections</w:t>
+        </w:r>
+      </w:hyperlink>
+      <w:r>
+        <w:t xml:space="preserve">, after Exercise 8.</w:t>
+      </w:r>
+      <w:r>
+        <w:t xml:space="preserve"> </w:t>
+      </w:r>
+      <w:r>
+        <w:t xml:space="preserve">During exercises, review and approve one action at a time; don't use Approve All or Always allow.</w:t>
+      </w:r>
+    </w:p>
+    <w:p>
+      <w:pPr>
+        <w:pStyle w:val="BodyText"/>
       </w:pPr>
       <w:r>
         <w:t xml:space="preserve">Before a sensitive action (sending an email, posting to Teams, deleting, creating a meeting), Cowork</w:t>
@@ -2489,8 +2517,8 @@
         <w:t xml:space="preserve">section and revoke it.</w:t>
       </w:r>
     </w:p>
-    <w:bookmarkEnd w:id="17"/>
-    <w:bookmarkStart w:id="18" w:name="quick-map"/>
+    <w:bookmarkEnd w:id="18"/>
+    <w:bookmarkStart w:id="19" w:name="quick-map"/>
     <w:p>
       <w:pPr>
         <w:pStyle w:val="Heading2"/>
@@ -2823,8 +2851,8 @@
         </w:tc>
       </w:tr>
     </w:tbl>
-    <w:bookmarkEnd w:id="18"/>
     <w:bookmarkEnd w:id="19"/>
+    <w:bookmarkEnd w:id="20"/>
     <w:sectPr>
       <w:footerReference w:type="default" r:id="rId10"/>
       <w:footnotePr>

--- a/reference/07-cowork-ui-walkthrough.docx
+++ b/reference/07-cowork-ui-walkthrough.docx
@@ -1794,7 +1794,7 @@
           <w:rPr>
             <w:rStyle w:val="Hyperlink"/>
           </w:rPr>
-          <w:t xml:space="preserve">Optional Sections</w:t>
+          <w:t xml:space="preserve">Appendix</w:t>
         </w:r>
       </w:hyperlink>
       <w:r>
